--- a/TrainingDocs/02-Daily-Quick-Reference.docx
+++ b/TrainingDocs/02-Daily-Quick-Reference.docx
@@ -1,6 +1,6 @@
 
 <file path=word/document.xml><?xml version="1.0" encoding="utf-8"?>
-<w:document xmlns:wpc="http://schemas.microsoft.com/office/word/2010/wordprocessingCanvas" xmlns:mc="http://schemas.openxmlformats.org/markup-compatibility/2006" xmlns:o="urn:schemas-microsoft-com:office:office" xmlns:r="http://schemas.openxmlformats.org/officeDocument/2006/relationships" xmlns:m="http://schemas.openxmlformats.org/officeDocument/2006/math" xmlns:v="urn:schemas-microsoft-com:vml" xmlns:wp14="http://schemas.microsoft.com/office/word/2010/wordprocessingDrawing" xmlns:wp="http://schemas.openxmlformats.org/drawingml/2006/wordprocessingDrawing" xmlns:w10="urn:schemas-microsoft-com:office:word" xmlns:w="http://schemas.openxmlformats.org/wordprocessingml/2006/main" xmlns:w14="http://schemas.microsoft.com/office/word/2010/wordml" xmlns:wpg="http://schemas.microsoft.com/office/word/2010/wordprocessingGroup" xmlns:wpi="http://schemas.microsoft.com/office/word/2010/wordprocessingInk" xmlns:wne="http://schemas.microsoft.com/office/2006/wordml" xmlns:wps="http://schemas.microsoft.com/office/word/2010/wordprocessingShape" mc:Ignorable="w14 wp14">
+<w:document xmlns:wpc="http://schemas.microsoft.com/office/word/2010/wordprocessingCanvas" xmlns:mc="http://schemas.openxmlformats.org/markup-compatibility/2006" xmlns:o="urn:schemas-microsoft-com:office:office" xmlns:r="http://schemas.openxmlformats.org/officeDocument/2006/relationships" xmlns:m="http://schemas.openxmlformats.org/officeDocument/2006/math" xmlns:v="urn:schemas-microsoft-com:vml" xmlns:wp14="http://schemas.microsoft.com/office/word/2010/wordprocessingDrawing" xmlns:wp="http://schemas.openxmlformats.org/drawingml/2006/wordprocessingDrawing" xmlns:w10="urn:schemas-microsoft-com:office:word" xmlns:w="http://schemas.openxmlformats.org/wordprocessingml/2006/main" xmlns:w14="http://schemas.microsoft.com/office/word/2010/wordml" xmlns:wpg="http://schemas.microsoft.com/office/word/2010/wordprocessingGroup" xmlns:wpi="http://schemas.microsoft.com/office/word/2010/wordprocessingInk" xmlns:wne="http://schemas.microsoft.com/office/word/2006/wordml" xmlns:wps="http://schemas.microsoft.com/office/word/2010/wordprocessingShape" mc:Ignorable="w14 wp14">
   <w:body>
     <w:p>
       <w:pPr>
@@ -28,7 +28,7 @@
     <w:p/>
     <w:p>
       <w:r>
-        <w:t xml:space="preserve">`Warm` -&gt; `Sales Outreach` -&gt; `Sales`</w:t>
+        <w:t xml:space="preserve">Warm -&gt; Sales Outreach -&gt; Sales</w:t>
       </w:r>
     </w:p>
     <w:p/>
@@ -42,16 +42,28 @@
     </w:p>
     <w:p/>
     <w:p>
+      <w:pPr>
+        <w:pStyle w:val="ListBullet"/>
+        <w:ind w:left="720" w:hanging="360"/>
+      </w:pPr>
       <w:r>
         <w:t xml:space="preserve">• Move the right leads forward</w:t>
       </w:r>
     </w:p>
     <w:p>
+      <w:pPr>
+        <w:pStyle w:val="ListBullet"/>
+        <w:ind w:left="720" w:hanging="360"/>
+      </w:pPr>
       <w:r>
         <w:t xml:space="preserve">• Keep GHL clean</w:t>
       </w:r>
     </w:p>
     <w:p>
+      <w:pPr>
+        <w:pStyle w:val="ListBullet"/>
+        <w:ind w:left="720" w:hanging="360"/>
+      </w:pPr>
       <w:r>
         <w:t xml:space="preserve">• Make sure no real lead gets stuck</w:t>
       </w:r>
@@ -68,12 +80,12 @@
     <w:p/>
     <w:p>
       <w:r>
-        <w:t xml:space="preserve">1. Review new leads in `Warm`</w:t>
-      </w:r>
-    </w:p>
-    <w:p>
-      <w:r>
-        <w:t xml:space="preserve">2. Check active leads in `Sales Outreach`</w:t>
+        <w:t xml:space="preserve">1. Review new leads in Warm</w:t>
+      </w:r>
+    </w:p>
+    <w:p>
+      <w:r>
+        <w:t xml:space="preserve">2. Check active leads in Sales Outreach</w:t>
       </w:r>
     </w:p>
     <w:p>
@@ -107,28 +119,48 @@
     </w:p>
     <w:p/>
     <w:p>
-      <w:r>
-        <w:t xml:space="preserve">• `New`: not reviewed yet</w:t>
-      </w:r>
-    </w:p>
-    <w:p>
-      <w:r>
-        <w:t xml:space="preserve">• `Qualified (MQL)`: ready for sales attention</w:t>
-      </w:r>
-    </w:p>
-    <w:p>
-      <w:r>
-        <w:t xml:space="preserve">• `Routed to Outreach`: approved for active follow-up</w:t>
-      </w:r>
-    </w:p>
-    <w:p>
-      <w:r>
-        <w:t xml:space="preserve">• `Nurture Active`: still warm, but not ready</w:t>
-      </w:r>
-    </w:p>
-    <w:p>
-      <w:r>
-        <w:t xml:space="preserve">• `Disqualified`: not a fit right now</w:t>
+      <w:pPr>
+        <w:pStyle w:val="ListBullet"/>
+        <w:ind w:left="720" w:hanging="360"/>
+      </w:pPr>
+      <w:r>
+        <w:t xml:space="preserve">• New: not reviewed yet</w:t>
+      </w:r>
+    </w:p>
+    <w:p>
+      <w:pPr>
+        <w:pStyle w:val="ListBullet"/>
+        <w:ind w:left="720" w:hanging="360"/>
+      </w:pPr>
+      <w:r>
+        <w:t xml:space="preserve">• Qualified (MQL): ready for sales attention</w:t>
+      </w:r>
+    </w:p>
+    <w:p>
+      <w:pPr>
+        <w:pStyle w:val="ListBullet"/>
+        <w:ind w:left="720" w:hanging="360"/>
+      </w:pPr>
+      <w:r>
+        <w:t xml:space="preserve">• Routed to Outreach: approved for active follow-up</w:t>
+      </w:r>
+    </w:p>
+    <w:p>
+      <w:pPr>
+        <w:pStyle w:val="ListBullet"/>
+        <w:ind w:left="720" w:hanging="360"/>
+      </w:pPr>
+      <w:r>
+        <w:t xml:space="preserve">• Nurture Active: still warm, but not ready</w:t>
+      </w:r>
+    </w:p>
+    <w:p>
+      <w:pPr>
+        <w:pStyle w:val="ListBullet"/>
+        <w:ind w:left="720" w:hanging="360"/>
+      </w:pPr>
+      <w:r>
+        <w:t xml:space="preserve">• Disqualified: not a fit right now</w:t>
       </w:r>
     </w:p>
     <w:p/>
@@ -142,33 +174,57 @@
     </w:p>
     <w:p/>
     <w:p>
-      <w:r>
-        <w:t xml:space="preserve">• `New`: just entered outreach</w:t>
-      </w:r>
-    </w:p>
-    <w:p>
-      <w:r>
-        <w:t xml:space="preserve">• `Attempting Contact`: follow-up is in progress</w:t>
-      </w:r>
-    </w:p>
-    <w:p>
-      <w:r>
-        <w:t xml:space="preserve">• `Engaged`: lead replied or interacted</w:t>
-      </w:r>
-    </w:p>
-    <w:p>
-      <w:r>
-        <w:t xml:space="preserve">• `Meeting Requested`: trying to lock in the meeting</w:t>
-      </w:r>
-    </w:p>
-    <w:p>
-      <w:r>
-        <w:t xml:space="preserve">• `Booked`: meeting is confirmed</w:t>
-      </w:r>
-    </w:p>
-    <w:p>
-      <w:r>
-        <w:t xml:space="preserve">• `Unresponsive`: no real reply after enough follow-up</w:t>
+      <w:pPr>
+        <w:pStyle w:val="ListBullet"/>
+        <w:ind w:left="720" w:hanging="360"/>
+      </w:pPr>
+      <w:r>
+        <w:t xml:space="preserve">• New: just entered outreach</w:t>
+      </w:r>
+    </w:p>
+    <w:p>
+      <w:pPr>
+        <w:pStyle w:val="ListBullet"/>
+        <w:ind w:left="720" w:hanging="360"/>
+      </w:pPr>
+      <w:r>
+        <w:t xml:space="preserve">• Attempting Contact: follow-up is in progress</w:t>
+      </w:r>
+    </w:p>
+    <w:p>
+      <w:pPr>
+        <w:pStyle w:val="ListBullet"/>
+        <w:ind w:left="720" w:hanging="360"/>
+      </w:pPr>
+      <w:r>
+        <w:t xml:space="preserve">• Engaged: lead replied or interacted</w:t>
+      </w:r>
+    </w:p>
+    <w:p>
+      <w:pPr>
+        <w:pStyle w:val="ListBullet"/>
+        <w:ind w:left="720" w:hanging="360"/>
+      </w:pPr>
+      <w:r>
+        <w:t xml:space="preserve">• Meeting Requested: trying to lock in the meeting</w:t>
+      </w:r>
+    </w:p>
+    <w:p>
+      <w:pPr>
+        <w:pStyle w:val="ListBullet"/>
+        <w:ind w:left="720" w:hanging="360"/>
+      </w:pPr>
+      <w:r>
+        <w:t xml:space="preserve">• Booked: meeting is confirmed</w:t>
+      </w:r>
+    </w:p>
+    <w:p>
+      <w:pPr>
+        <w:pStyle w:val="ListBullet"/>
+        <w:ind w:left="720" w:hanging="360"/>
+      </w:pPr>
+      <w:r>
+        <w:t xml:space="preserve">• Unresponsive: no real reply after enough follow-up</w:t>
       </w:r>
     </w:p>
     <w:p/>
@@ -182,33 +238,57 @@
     </w:p>
     <w:p/>
     <w:p>
-      <w:r>
-        <w:t xml:space="preserve">• `Discovery Scheduled`: call is booked</w:t>
-      </w:r>
-    </w:p>
-    <w:p>
-      <w:r>
-        <w:t xml:space="preserve">• `Discovery Completed`: call happened</w:t>
-      </w:r>
-    </w:p>
-    <w:p>
-      <w:r>
-        <w:t xml:space="preserve">• `Proposal Sent`: proposal was sent</w:t>
-      </w:r>
-    </w:p>
-    <w:p>
-      <w:r>
-        <w:t xml:space="preserve">• `Negotiation`: terms are being discussed</w:t>
-      </w:r>
-    </w:p>
-    <w:p>
-      <w:r>
-        <w:t xml:space="preserve">• `Closed Won`: deal is in</w:t>
-      </w:r>
-    </w:p>
-    <w:p>
-      <w:r>
-        <w:t xml:space="preserve">• `Closed Lost`: deal is out</w:t>
+      <w:pPr>
+        <w:pStyle w:val="ListBullet"/>
+        <w:ind w:left="720" w:hanging="360"/>
+      </w:pPr>
+      <w:r>
+        <w:t xml:space="preserve">• Discovery Scheduled: call is booked</w:t>
+      </w:r>
+    </w:p>
+    <w:p>
+      <w:pPr>
+        <w:pStyle w:val="ListBullet"/>
+        <w:ind w:left="720" w:hanging="360"/>
+      </w:pPr>
+      <w:r>
+        <w:t xml:space="preserve">• Discovery Completed: call happened</w:t>
+      </w:r>
+    </w:p>
+    <w:p>
+      <w:pPr>
+        <w:pStyle w:val="ListBullet"/>
+        <w:ind w:left="720" w:hanging="360"/>
+      </w:pPr>
+      <w:r>
+        <w:t xml:space="preserve">• Proposal Sent: proposal was sent</w:t>
+      </w:r>
+    </w:p>
+    <w:p>
+      <w:pPr>
+        <w:pStyle w:val="ListBullet"/>
+        <w:ind w:left="720" w:hanging="360"/>
+      </w:pPr>
+      <w:r>
+        <w:t xml:space="preserve">• Negotiation: terms are being discussed</w:t>
+      </w:r>
+    </w:p>
+    <w:p>
+      <w:pPr>
+        <w:pStyle w:val="ListBullet"/>
+        <w:ind w:left="720" w:hanging="360"/>
+      </w:pPr>
+      <w:r>
+        <w:t xml:space="preserve">• Closed Won: deal is in</w:t>
+      </w:r>
+    </w:p>
+    <w:p>
+      <w:pPr>
+        <w:pStyle w:val="ListBullet"/>
+        <w:ind w:left="720" w:hanging="360"/>
+      </w:pPr>
+      <w:r>
+        <w:t xml:space="preserve">• Closed Lost: deal is out</w:t>
       </w:r>
     </w:p>
     <w:p/>
@@ -222,38 +302,75 @@
     </w:p>
     <w:p/>
     <w:p>
-      <w:r>
-        <w:t xml:space="preserve">• `mql` is not added to every warm lead</w:t>
-      </w:r>
-    </w:p>
-    <w:p>
+      <w:pPr>
+        <w:pStyle w:val="ListBullet"/>
+        <w:ind w:left="720" w:hanging="360"/>
+      </w:pPr>
+      <w:r>
+        <w:t xml:space="preserve">• mql is not added to every warm lead</w:t>
+      </w:r>
+    </w:p>
+    <w:p>
+      <w:pPr>
+        <w:pStyle w:val="ListBullet"/>
+        <w:ind w:left="720" w:hanging="360"/>
+      </w:pPr>
       <w:r>
         <w:t xml:space="preserve">• Approved MQL paths are:</w:t>
       </w:r>
     </w:p>
     <w:p>
+      <w:pPr>
+        <w:pStyle w:val="ListBullet"/>
+        <w:ind w:left="720" w:hanging="360"/>
+      </w:pPr>
       <w:r>
         <w:t xml:space="preserve">• LinkedIn Lead Form</w:t>
       </w:r>
     </w:p>
     <w:p>
+      <w:pPr>
+        <w:pStyle w:val="ListBullet"/>
+        <w:ind w:left="720" w:hanging="360"/>
+      </w:pPr>
       <w:r>
         <w:t xml:space="preserve">• Meta Lead Form</w:t>
       </w:r>
     </w:p>
     <w:p>
+      <w:pPr>
+        <w:pStyle w:val="ListBullet"/>
+        <w:ind w:left="720" w:hanging="360"/>
+      </w:pPr>
       <w:r>
         <w:t xml:space="preserve">• Website Hero/Footer forms</w:t>
       </w:r>
     </w:p>
     <w:p>
+      <w:pPr>
+        <w:pStyle w:val="ListBullet"/>
+        <w:ind w:left="720" w:hanging="360"/>
+      </w:pPr>
       <w:r>
         <w:t xml:space="preserve">• Referral</w:t>
       </w:r>
     </w:p>
     <w:p>
-      <w:r>
-        <w:t xml:space="preserve">• Booking only when calendar is `cameron-1on1-30min`</w:t>
+      <w:pPr>
+        <w:pStyle w:val="ListBullet"/>
+        <w:ind w:left="720" w:hanging="360"/>
+      </w:pPr>
+      <w:r>
+        <w:t>• Booking only when calendar is Regulated Ads On Social/Search</w:t>
+      </w:r>
+    </w:p>
+    <w:p>
+      <w:pPr>
+        <w:pStyle w:val="ListBullet"/>
+        <w:ind w:left="720" w:hanging="360"/>
+      </w:pPr>
+      <w:r>
+        <w:t>• Normalized key may appear as regulated-ads or regulated-ads-on-social-search</w:t>
       </w:r>
     </w:p>
     <w:p/>
@@ -267,18 +384,85 @@
     </w:p>
     <w:p/>
     <w:p>
-      <w:r>
-        <w:t xml:space="preserve">• Only `cameron-1on1-30min` bookings should hit the `#leads` Slack alert</w:t>
-      </w:r>
-    </w:p>
-    <w:p>
-      <w:r>
-        <w:t xml:space="preserve">• Other bookings should not go to `#leads`</w:t>
-      </w:r>
-    </w:p>
-    <w:p>
-      <w:r>
-        <w:t xml:space="preserve">• Do not use `Warm  Referral` for regular bookings</w:t>
+      <w:pPr>
+        <w:pStyle w:val="ListBullet"/>
+        <w:ind w:left="720" w:hanging="360"/>
+      </w:pPr>
+      <w:r>
+        <w:t>• Only Regulated Ads On Social/Search bookings should hit the #leads Slack alert</w:t>
+      </w:r>
+    </w:p>
+    <w:p>
+      <w:pPr>
+        <w:pStyle w:val="ListBullet"/>
+        <w:ind w:left="720" w:hanging="360"/>
+      </w:pPr>
+      <w:r>
+        <w:t>• The normalized key may appear as regulated-ads or regulated-ads-on-social-search</w:t>
+      </w:r>
+    </w:p>
+    <w:p>
+      <w:pPr>
+        <w:pStyle w:val="ListBullet"/>
+        <w:ind w:left="720" w:hanging="360"/>
+      </w:pPr>
+      <w:r>
+        <w:t xml:space="preserve">• Other bookings should not go to #leads</w:t>
+      </w:r>
+    </w:p>
+    <w:p>
+      <w:pPr>
+        <w:pStyle w:val="ListBullet"/>
+        <w:ind w:left="720" w:hanging="360"/>
+      </w:pPr>
+      <w:r>
+        <w:t>• Regulated ads bookings should also get tag SQL</w:t>
+      </w:r>
+    </w:p>
+    <w:p>
+      <w:pPr>
+        <w:pStyle w:val="ListBullet"/>
+        <w:ind w:left="720" w:hanging="360"/>
+      </w:pPr>
+      <w:r>
+        <w:t>• Regulated ads bookings should have an opportunity moved or created in Sales -&gt; Discovery Scheduled</w:t>
+      </w:r>
+    </w:p>
+    <w:p>
+      <w:pPr>
+        <w:pStyle w:val="ListBullet"/>
+        <w:ind w:left="720" w:hanging="360"/>
+      </w:pPr>
+      <w:r>
+        <w:t xml:space="preserve">• Do not use Warm  Referral for regular bookings</w:t>
+      </w:r>
+    </w:p>
+    <w:p/>
+    <w:p>
+      <w:pPr>
+        <w:pStyle w:val="Heading2"/>
+      </w:pPr>
+      <w:r>
+        <w:t xml:space="preserve">Validation Note</w:t>
+      </w:r>
+    </w:p>
+    <w:p/>
+    <w:p>
+      <w:pPr>
+        <w:pStyle w:val="ListBullet"/>
+        <w:ind w:left="720" w:hanging="360"/>
+      </w:pPr>
+      <w:r>
+        <w:t>• This regulated ads booking flow was live-tested on 2026-03-19</w:t>
+      </w:r>
+    </w:p>
+    <w:p>
+      <w:pPr>
+        <w:pStyle w:val="ListBullet"/>
+        <w:ind w:left="720" w:hanging="360"/>
+      </w:pPr>
+      <w:r>
+        <w:t xml:space="preserve">• The test contact and opportunity were left in GHL intentionally for team visibility</w:t>
       </w:r>
     </w:p>
     <w:p/>
@@ -292,23 +476,35 @@
     </w:p>
     <w:p/>
     <w:p>
+      <w:pPr>
+        <w:pStyle w:val="ListBullet"/>
+        <w:ind w:left="720" w:hanging="360"/>
+      </w:pPr>
       <w:r>
         <w:t xml:space="preserve">• No good lead should sit in the wrong stage</w:t>
       </w:r>
     </w:p>
     <w:p>
+      <w:pPr>
+        <w:pStyle w:val="ListBullet"/>
+        <w:ind w:left="720" w:hanging="360"/>
+      </w:pPr>
       <w:r>
         <w:t xml:space="preserve">• No open lead should be missing an owner</w:t>
       </w:r>
     </w:p>
     <w:p>
+      <w:pPr>
+        <w:pStyle w:val="ListBullet"/>
+        <w:ind w:left="720" w:hanging="360"/>
+      </w:pPr>
       <w:r>
         <w:t xml:space="preserve">• No active deal should be missing a next action</w:t>
       </w:r>
     </w:p>
     <w:sectPr>
       <w:pgSz w:w="12240" w:h="15840"/>
-      <w:pgMar w:top="1440" w:right="1440" w:bottom="1440" w:left="1440" w:header="720" w:footer="720" w:gutter="0"/>
+      <w:pgMar w:top="1440" w:right="1440" w:bottom="1440" w:left="1440" w:header="708" w:footer="708" w:gutter="0"/>
     </w:sectPr>
   </w:body>
 </w:document>
@@ -316,42 +512,73 @@
 
 <file path=word/styles.xml><?xml version="1.0" encoding="utf-8"?>
 <w:styles xmlns:w="http://schemas.openxmlformats.org/wordprocessingml/2006/main">
+  <w:docDefaults>
+    <w:rPrDefault>
+      <w:rPr>
+        <w:rFonts w:ascii="Calibri" w:hAnsi="Calibri"/>
+        <w:sz w:val="22"/>
+        <w:szCs w:val="22"/>
+      </w:rPr>
+    </w:rPrDefault>
+  </w:docDefaults>
   <w:style w:type="paragraph" w:default="1" w:styleId="Normal">
     <w:name w:val="Normal"/>
     <w:qFormat/>
-    <w:rPr>
-      <w:sz w:val="22"/>
-    </w:rPr>
   </w:style>
   <w:style w:type="paragraph" w:styleId="Heading1">
     <w:name w:val="heading 1"/>
     <w:basedOn w:val="Normal"/>
     <w:next w:val="Normal"/>
+    <w:uiPriority w:val="9"/>
     <w:qFormat/>
+    <w:pPr>
+      <w:spacing w:before="240" w:after="120"/>
+    </w:pPr>
     <w:rPr>
       <w:b/>
       <w:sz w:val="32"/>
+      <w:szCs w:val="32"/>
     </w:rPr>
   </w:style>
   <w:style w:type="paragraph" w:styleId="Heading2">
     <w:name w:val="heading 2"/>
     <w:basedOn w:val="Normal"/>
     <w:next w:val="Normal"/>
+    <w:uiPriority w:val="9"/>
     <w:qFormat/>
+    <w:pPr>
+      <w:spacing w:before="200" w:after="80"/>
+    </w:pPr>
     <w:rPr>
       <w:b/>
-      <w:sz w:val="28"/>
+      <w:sz w:val="26"/>
+      <w:szCs w:val="26"/>
     </w:rPr>
   </w:style>
   <w:style w:type="paragraph" w:styleId="Heading3">
     <w:name w:val="heading 3"/>
     <w:basedOn w:val="Normal"/>
     <w:next w:val="Normal"/>
+    <w:uiPriority w:val="9"/>
     <w:qFormat/>
+    <w:pPr>
+      <w:spacing w:before="160" w:after="60"/>
+    </w:pPr>
     <w:rPr>
       <w:b/>
       <w:sz w:val="24"/>
+      <w:szCs w:val="24"/>
     </w:rPr>
+  </w:style>
+  <w:style w:type="paragraph" w:styleId="ListBullet">
+    <w:name w:val="List Bullet"/>
+    <w:basedOn w:val="Normal"/>
+    <w:uiPriority w:val="34"/>
+    <w:qFormat/>
+    <w:pPr>
+      <w:ind w:left="720" w:hanging="360"/>
+      <w:spacing w:after="40"/>
+    </w:pPr>
   </w:style>
 </w:styles>
 </file>